--- a/examples/example-report.docx
+++ b/examples/example-report.docx
@@ -781,7 +781,7 @@
       </w:tr>
     </w:tbl>
     <w:bookmarkEnd w:id="32"/>
-    <w:bookmarkStart w:id="33" w:name="appendix"/>
+    <w:bookmarkStart w:id="36" w:name="appendix"/>
     <w:p>
       <w:pPr>
         <w:pStyle w:val="Heading1"/>
@@ -842,7 +842,91 @@
         <w:t xml:space="preserve">[1] "R version 4.6.1 (2026-06-24 ucrt)"</w:t>
       </w:r>
     </w:p>
-    <w:bookmarkEnd w:id="33"/>
+    <w:p>
+      <w:r>
+        <w:br w:type="page"/>
+      </w:r>
+    </w:p>
+    <w:p>
+      <w:pPr>
+        <w:pStyle w:val="CopyrightLogo"/>
+      </w:pPr>
+      <w:r>
+        <w:drawing>
+          <wp:inline>
+            <wp:extent cx="2041199" cy="1511999"/>
+            <wp:effectExtent b="0" l="0" r="0" t="0"/>
+            <wp:docPr descr="" title="" id="34" name="Picture"/>
+            <a:graphic>
+              <a:graphicData uri="http://schemas.openxmlformats.org/drawingml/2006/picture">
+                <pic:pic>
+                  <pic:nvPicPr>
+                    <pic:cNvPr descr="neudata-logo.png" id="35" name="Picture"/>
+                    <pic:cNvPicPr>
+                      <a:picLocks noChangeArrowheads="1" noChangeAspect="1"/>
+                    </pic:cNvPicPr>
+                  </pic:nvPicPr>
+                  <pic:blipFill>
+                    <a:blip r:embed="rId33"/>
+                    <a:stretch>
+                      <a:fillRect/>
+                    </a:stretch>
+                  </pic:blipFill>
+                  <pic:spPr bwMode="auto">
+                    <a:xfrm>
+                      <a:off x="0" y="0"/>
+                      <a:ext cx="2041199" cy="1511999"/>
+                    </a:xfrm>
+                    <a:prstGeom prst="rect">
+                      <a:avLst/>
+                    </a:prstGeom>
+                    <a:noFill/>
+                    <a:ln w="9525">
+                      <a:noFill/>
+                      <a:headEnd/>
+                      <a:tailEnd/>
+                    </a:ln>
+                  </pic:spPr>
+                </pic:pic>
+              </a:graphicData>
+            </a:graphic>
+          </wp:inline>
+        </w:drawing>
+      </w:r>
+    </w:p>
+    <w:p>
+      <w:pPr>
+        <w:pStyle w:val="CopyrightHeading"/>
+      </w:pPr>
+      <w:r>
+        <w:t xml:space="preserve">Copyright © Neudata, 2026</w:t>
+      </w:r>
+    </w:p>
+    <w:p>
+      <w:pPr>
+        <w:pStyle w:val="CopyrightText"/>
+      </w:pPr>
+      <w:r>
+        <w:t xml:space="preserve">All property rights and copyright are reserved.</w:t>
+      </w:r>
+    </w:p>
+    <w:p>
+      <w:pPr>
+        <w:pStyle w:val="CopyrightText"/>
+      </w:pPr>
+      <w:r>
+        <w:t xml:space="preserve">This document contains proprietary data, information, and materials developed by Neudata for dedicated use only and may not be communicated, copied, reproduced, distributed, published, or cited, in whole or in part, without the prior written consent of Neudata. Where explicit written permission has been granted, appropriate attribution must be included, followed by “by courtesy of Neudata”.</w:t>
+      </w:r>
+    </w:p>
+    <w:p>
+      <w:pPr>
+        <w:pStyle w:val="CopyrightText"/>
+      </w:pPr>
+      <w:r>
+        <w:t xml:space="preserve">Any unauthorized use or infringement of these materials may give rise to legal action and claims for damages, without prejudice to any other rights of Neudata, including rights relating to patents, trademarks, or other forms of intellectual property protection.</w:t>
+      </w:r>
+    </w:p>
+    <w:bookmarkEnd w:id="36"/>
     <w:sectPr>
       <w:headerReference r:id="rId9" w:type="default"/>
       <w:footerReference r:id="rId10" w:type="default"/>
@@ -1866,6 +1950,40 @@
       <w:rFonts w:ascii="Segoe UI" w:cs="Segoe UI" w:eastAsia="Segoe UI" w:hAnsi="Segoe UI"/>
       <w:color w:val="04242F"/>
       <w:sz w:val="21"/>
+    </w:rPr>
+  </w:style>
+  <w:style w:customStyle="1" w:styleId="CopyrightLogo" w:type="paragraph">
+    <w:name w:val="Copyright Logo"/>
+    <w:basedOn w:val="Normal"/>
+    <w:pPr>
+      <w:spacing w:after="480" w:before="2400"/>
+      <w:jc w:val="center"/>
+    </w:pPr>
+  </w:style>
+  <w:style w:customStyle="1" w:styleId="CopyrightHeading" w:type="paragraph">
+    <w:name w:val="Copyright Heading"/>
+    <w:basedOn w:val="Normal"/>
+    <w:pPr>
+      <w:keepNext/>
+      <w:spacing w:after="160"/>
+    </w:pPr>
+    <w:rPr>
+      <w:rFonts w:ascii="Segoe UI" w:cs="Segoe UI" w:eastAsia="Segoe UI" w:hAnsi="Segoe UI"/>
+      <w:b/>
+      <w:color w:val="04242F"/>
+      <w:sz w:val="26"/>
+    </w:rPr>
+  </w:style>
+  <w:style w:customStyle="1" w:styleId="CopyrightText" w:type="paragraph">
+    <w:name w:val="Copyright Text"/>
+    <w:basedOn w:val="Normal"/>
+    <w:pPr>
+      <w:spacing w:after="160" w:line="264" w:lineRule="auto"/>
+    </w:pPr>
+    <w:rPr>
+      <w:rFonts w:ascii="Consolas" w:cs="Consolas" w:eastAsia="Consolas" w:hAnsi="Consolas"/>
+      <w:color w:val="1A1A1A"/>
+      <w:sz w:val="18"/>
     </w:rPr>
   </w:style>
   <w:style w:type="paragraph" w:customStyle="1" w:styleId="SourceCode">
